--- a/manuscript/output/walkthrough.docx
+++ b/manuscript/output/walkthrough.docx
@@ -168,7 +168,7 @@
         </w:p>
       </w:sdtContent>
     </w:sdt>
-    <w:bookmarkStart w:id="25" w:name="why-this-document-exists"/>
+    <w:bookmarkStart w:id="26" w:name="why-this-document-exists"/>
     <w:p>
       <w:pPr>
         <w:pStyle w:val="Heading1"/>
@@ -310,7 +310,7 @@
         <w:t xml:space="preserve">you render. No copy-paste.</w:t>
       </w:r>
     </w:p>
-    <w:bookmarkStart w:id="24" w:name="how-to-render"/>
+    <w:bookmarkStart w:id="25" w:name="how-to-render"/>
     <w:p>
       <w:pPr>
         <w:pStyle w:val="Heading2"/>
@@ -324,7 +324,7 @@
         <w:pStyle w:val="FirstParagraph"/>
       </w:pPr>
       <w:r>
-        <w:t xml:space="preserve">One command, three folders:</w:t>
+        <w:t xml:space="preserve">One source file, three formats, three commands:</w:t>
       </w:r>
     </w:p>
     <w:p>
@@ -341,178 +341,280 @@
         <w:rPr>
           <w:rStyle w:val="NormalTok"/>
         </w:rPr>
-        <w:t xml:space="preserve"> render</w:t>
+        <w:t xml:space="preserve"> render reports/00_walkthrough.qmd </w:t>
+      </w:r>
+      <w:r>
+        <w:rPr>
+          <w:rStyle w:val="AttributeTok"/>
+        </w:rPr>
+        <w:t xml:space="preserve">--to</w:t>
+      </w:r>
+      <w:r>
+        <w:rPr>
+          <w:rStyle w:val="NormalTok"/>
+        </w:rPr>
+        <w:t xml:space="preserve"> html   </w:t>
+      </w:r>
+      <w:r>
+        <w:rPr>
+          <w:rStyle w:val="CommentTok"/>
+        </w:rPr>
+        <w:t xml:space="preserve"># -&gt; docs/reports/00_walkthrough.html</w:t>
+      </w:r>
+      <w:r>
+        <w:br/>
+      </w:r>
+      <w:r>
+        <w:rPr>
+          <w:rStyle w:val="ExtensionTok"/>
+        </w:rPr>
+        <w:t xml:space="preserve">quarto</w:t>
+      </w:r>
+      <w:r>
+        <w:rPr>
+          <w:rStyle w:val="NormalTok"/>
+        </w:rPr>
+        <w:t xml:space="preserve"> render reports/00_walkthrough.qmd </w:t>
+      </w:r>
+      <w:r>
+        <w:rPr>
+          <w:rStyle w:val="AttributeTok"/>
+        </w:rPr>
+        <w:t xml:space="preserve">--to</w:t>
+      </w:r>
+      <w:r>
+        <w:rPr>
+          <w:rStyle w:val="NormalTok"/>
+        </w:rPr>
+        <w:t xml:space="preserve"> pdf    </w:t>
+      </w:r>
+      <w:r>
+        <w:rPr>
+          <w:rStyle w:val="CommentTok"/>
+        </w:rPr>
+        <w:t xml:space="preserve"># -&gt; manuscript/output/walkthrough.pdf</w:t>
+      </w:r>
+      <w:r>
+        <w:br/>
+      </w:r>
+      <w:r>
+        <w:rPr>
+          <w:rStyle w:val="ExtensionTok"/>
+        </w:rPr>
+        <w:t xml:space="preserve">quarto</w:t>
+      </w:r>
+      <w:r>
+        <w:rPr>
+          <w:rStyle w:val="NormalTok"/>
+        </w:rPr>
+        <w:t xml:space="preserve"> render reports/00_walkthrough.qmd </w:t>
+      </w:r>
+      <w:r>
+        <w:rPr>
+          <w:rStyle w:val="AttributeTok"/>
+        </w:rPr>
+        <w:t xml:space="preserve">--to</w:t>
+      </w:r>
+      <w:r>
+        <w:rPr>
+          <w:rStyle w:val="NormalTok"/>
+        </w:rPr>
+        <w:t xml:space="preserve"> docx   </w:t>
+      </w:r>
+      <w:r>
+        <w:rPr>
+          <w:rStyle w:val="CommentTok"/>
+        </w:rPr>
+        <w:t xml:space="preserve"># -&gt; manuscript/output/walkthrough.docx</w:t>
       </w:r>
     </w:p>
-    <w:tbl>
-      <w:tblPr>
-        <w:tblStyle w:val="Table"/>
-        <w:tblW w:type="pct" w:w="5000"/>
-        <w:tblLayout w:type="fixed"/>
-        <w:tblLook w:firstRow="1" w:lastRow="0" w:firstColumn="0" w:lastColumn="0" w:noHBand="0" w:noVBand="0" w:val="0020"/>
-      </w:tblPr>
-      <w:tblGrid>
-        <w:gridCol w:w="3960"/>
-        <w:gridCol w:w="3960"/>
-      </w:tblGrid>
-      <w:tr>
-        <w:trPr>
-          <w:tblHeader w:val="on"/>
-        </w:trPr>
-        <w:tc>
-          <w:tcPr/>
-          <w:p>
-            <w:pPr>
-              <w:pStyle w:val="Compact"/>
-              <w:jc w:val="left"/>
-            </w:pPr>
-            <w:r>
-              <w:t xml:space="preserve">Output</w:t>
-            </w:r>
-          </w:p>
-        </w:tc>
-        <w:tc>
-          <w:tcPr/>
-          <w:p>
-            <w:pPr>
-              <w:pStyle w:val="Compact"/>
-              <w:jc w:val="left"/>
-            </w:pPr>
-            <w:r>
-              <w:t xml:space="preserve">Lands in</w:t>
-            </w:r>
-          </w:p>
-        </w:tc>
-      </w:tr>
-      <w:tr>
-        <w:tc>
-          <w:tcPr/>
-          <w:p>
-            <w:pPr>
-              <w:pStyle w:val="Compact"/>
-              <w:jc w:val="left"/>
-            </w:pPr>
-            <w:r>
-              <w:rPr>
-                <w:rStyle w:val="VerbatimChar"/>
-              </w:rPr>
-              <w:t xml:space="preserve">00_walkthrough.html</w:t>
-            </w:r>
-            <w:r>
-              <w:t xml:space="preserve"> </w:t>
-            </w:r>
-            <w:r>
-              <w:t xml:space="preserve">(and the rest of the site)</w:t>
-            </w:r>
-          </w:p>
-        </w:tc>
-        <w:tc>
-          <w:tcPr/>
-          <w:p>
-            <w:pPr>
-              <w:pStyle w:val="Compact"/>
-              <w:jc w:val="left"/>
-            </w:pPr>
-            <w:hyperlink r:id="rId21">
-              <w:r>
-                <w:rPr>
-                  <w:rStyle w:val="VerbatimChar"/>
-                </w:rPr>
-                <w:t xml:space="preserve">docs/</w:t>
-              </w:r>
-            </w:hyperlink>
-            <w:r>
-              <w:t xml:space="preserve"> </w:t>
-            </w:r>
-            <w:r>
-              <w:t xml:space="preserve">→ GitHub Pages</w:t>
-            </w:r>
-          </w:p>
-        </w:tc>
-      </w:tr>
-      <w:tr>
-        <w:tc>
-          <w:tcPr/>
-          <w:p>
-            <w:pPr>
-              <w:pStyle w:val="Compact"/>
-              <w:jc w:val="left"/>
-            </w:pPr>
-            <w:r>
-              <w:rPr>
-                <w:rStyle w:val="VerbatimChar"/>
-              </w:rPr>
-              <w:t xml:space="preserve">walkthrough.pdf</w:t>
-            </w:r>
-          </w:p>
-        </w:tc>
-        <w:tc>
-          <w:tcPr/>
-          <w:p>
-            <w:pPr>
-              <w:pStyle w:val="Compact"/>
-              <w:jc w:val="left"/>
-            </w:pPr>
-            <w:hyperlink r:id="rId22">
-              <w:r>
-                <w:rPr>
-                  <w:rStyle w:val="VerbatimChar"/>
-                </w:rPr>
-                <w:t xml:space="preserve">manuscript/output/</w:t>
-              </w:r>
-            </w:hyperlink>
-          </w:p>
-        </w:tc>
-      </w:tr>
-      <w:tr>
-        <w:tc>
-          <w:tcPr/>
-          <w:p>
-            <w:pPr>
-              <w:pStyle w:val="Compact"/>
-              <w:jc w:val="left"/>
-            </w:pPr>
-            <w:r>
-              <w:rPr>
-                <w:rStyle w:val="VerbatimChar"/>
-              </w:rPr>
-              <w:t xml:space="preserve">walkthrough.docx</w:t>
-            </w:r>
-          </w:p>
-        </w:tc>
-        <w:tc>
-          <w:tcPr/>
-          <w:p>
-            <w:pPr>
-              <w:pStyle w:val="Compact"/>
-              <w:jc w:val="left"/>
-            </w:pPr>
-            <w:hyperlink r:id="rId22">
-              <w:r>
-                <w:rPr>
-                  <w:rStyle w:val="VerbatimChar"/>
-                </w:rPr>
-                <w:t xml:space="preserve">manuscript/output/</w:t>
-              </w:r>
-            </w:hyperlink>
-          </w:p>
-        </w:tc>
-      </w:tr>
-    </w:tbl>
     <w:p>
       <w:pPr>
-        <w:pStyle w:val="BodyText"/>
+        <w:pStyle w:val="FirstParagraph"/>
       </w:pPr>
       <w:r>
-        <w:t xml:space="preserve">The HTML/PDF/DOCX split is one source file, three formats. A post-render</w:t>
-      </w:r>
-      <w:r>
-        <w:t xml:space="preserve"> </w:t>
-      </w:r>
-      <w:r>
-        <w:t xml:space="preserve">script (</w:t>
-      </w:r>
-      <w:hyperlink r:id="rId23">
+        <w:t xml:space="preserve">Or render all three in one go:</w:t>
+      </w:r>
+      <w:r>
+        <w:t xml:space="preserve"> </w:t>
+      </w:r>
+      <w:r>
+        <w:rPr>
+          <w:rStyle w:val="VerbatimChar"/>
+        </w:rPr>
+        <w:t xml:space="preserve">quarto render reports/00_walkthrough.qmd</w:t>
+      </w:r>
+      <w:r>
+        <w:t xml:space="preserve">.</w:t>
+      </w:r>
+    </w:p>
+    <w:bookmarkStart w:id="23" w:name="Xbaaffbbd0c17507d067e211771faf086573196c"/>
+    <w:p>
+      <w:pPr>
+        <w:pStyle w:val="Heading3"/>
+      </w:pPr>
+      <w:r>
+        <w:t xml:space="preserve">1.1.1 How does Quarto know where each format goes?</w:t>
+      </w:r>
+    </w:p>
+    <w:p>
+      <w:pPr>
+        <w:pStyle w:val="FirstParagraph"/>
+      </w:pPr>
+      <w:r>
+        <w:t xml:space="preserve">It doesn’t, on its own. Quarto puts</w:t>
+      </w:r>
+      <w:r>
+        <w:t xml:space="preserve"> </w:t>
+      </w:r>
+      <w:r>
+        <w:rPr>
+          <w:b/>
+          <w:bCs/>
+        </w:rPr>
+        <w:t xml:space="preserve">every</w:t>
+      </w:r>
+      <w:r>
+        <w:t xml:space="preserve"> </w:t>
+      </w:r>
+      <w:r>
+        <w:t xml:space="preserve">rendered file under</w:t>
+      </w:r>
+      <w:r>
+        <w:t xml:space="preserve"> </w:t>
+      </w:r>
+      <w:r>
+        <w:rPr>
+          <w:rStyle w:val="VerbatimChar"/>
+        </w:rPr>
+        <w:t xml:space="preserve">output-dir: docs</w:t>
+      </w:r>
+      <w:r>
+        <w:t xml:space="preserve"> </w:t>
+      </w:r>
+      <w:r>
+        <w:t xml:space="preserve">(set in</w:t>
+      </w:r>
+      <w:r>
+        <w:t xml:space="preserve"> </w:t>
+      </w:r>
+      <w:hyperlink r:id="rId21">
+        <w:r>
+          <w:rPr>
+            <w:rStyle w:val="VerbatimChar"/>
+          </w:rPr>
+          <w:t xml:space="preserve">_quarto.yml</w:t>
+        </w:r>
+      </w:hyperlink>
+      <w:r>
+        <w:t xml:space="preserve">). Routing then</w:t>
+      </w:r>
+      <w:r>
+        <w:t xml:space="preserve"> </w:t>
+      </w:r>
+      <w:r>
+        <w:t xml:space="preserve">happens in two small steps:</w:t>
+      </w:r>
+    </w:p>
+    <w:p>
+      <w:pPr>
+        <w:pStyle w:val="Compact"/>
+        <w:numPr>
+          <w:ilvl w:val="0"/>
+          <w:numId w:val="1001"/>
+        </w:numPr>
+      </w:pPr>
+      <w:r>
+        <w:rPr>
+          <w:rStyle w:val="VerbatimChar"/>
+          <w:b/>
+          <w:bCs/>
+        </w:rPr>
+        <w:t xml:space="preserve">output-dir: docs</w:t>
+      </w:r>
+      <w:r>
+        <w:t xml:space="preserve"> </w:t>
+      </w:r>
+      <w:r>
+        <w:t xml:space="preserve">sends all output to</w:t>
+      </w:r>
+      <w:r>
+        <w:t xml:space="preserve"> </w:t>
+      </w:r>
+      <w:r>
+        <w:rPr>
+          <w:rStyle w:val="VerbatimChar"/>
+        </w:rPr>
+        <w:t xml:space="preserve">docs/</w:t>
+      </w:r>
+      <w:r>
+        <w:t xml:space="preserve">. After a render, you</w:t>
+      </w:r>
+      <w:r>
+        <w:t xml:space="preserve"> </w:t>
+      </w:r>
+      <w:r>
+        <w:t xml:space="preserve">would see</w:t>
+      </w:r>
+      <w:r>
+        <w:t xml:space="preserve"> </w:t>
+      </w:r>
+      <w:r>
+        <w:rPr>
+          <w:rStyle w:val="VerbatimChar"/>
+        </w:rPr>
+        <w:t xml:space="preserve">docs/reports/00_walkthrough.html</w:t>
+      </w:r>
+      <w:r>
+        <w:t xml:space="preserve">,</w:t>
+      </w:r>
+      <w:r>
+        <w:t xml:space="preserve"> </w:t>
+      </w:r>
+      <w:r>
+        <w:rPr>
+          <w:rStyle w:val="VerbatimChar"/>
+        </w:rPr>
+        <w:t xml:space="preserve">docs/reports/walkthrough.pdf</w:t>
+      </w:r>
+      <w:r>
+        <w:t xml:space="preserve">,</w:t>
+      </w:r>
+      <w:r>
+        <w:t xml:space="preserve"> </w:t>
+      </w:r>
+      <w:r>
+        <w:rPr>
+          <w:rStyle w:val="VerbatimChar"/>
+        </w:rPr>
+        <w:t xml:space="preserve">docs/reports/walkthrough.docx</w:t>
+      </w:r>
+      <w:r>
+        <w:t xml:space="preserve">.</w:t>
+      </w:r>
+    </w:p>
+    <w:p>
+      <w:pPr>
+        <w:pStyle w:val="Compact"/>
+        <w:numPr>
+          <w:ilvl w:val="0"/>
+          <w:numId w:val="1001"/>
+        </w:numPr>
+      </w:pPr>
+      <w:r>
+        <w:rPr>
+          <w:b/>
+          <w:bCs/>
+        </w:rPr>
+        <w:t xml:space="preserve">A post-render script</w:t>
+      </w:r>
+      <w:r>
+        <w:t xml:space="preserve"> </w:t>
+      </w:r>
+      <w:r>
+        <w:t xml:space="preserve">(</w:t>
+      </w:r>
+      <w:hyperlink r:id="rId22">
         <w:r>
           <w:rPr>
             <w:rStyle w:val="VerbatimChar"/>
@@ -521,13 +623,13 @@
         </w:r>
       </w:hyperlink>
       <w:r>
-        <w:t xml:space="preserve">) moves the PDF</w:t>
-      </w:r>
-      <w:r>
-        <w:t xml:space="preserve"> </w:t>
-      </w:r>
-      <w:r>
-        <w:t xml:space="preserve">and DOCX out of</w:t>
+        <w:t xml:space="preserve">)</w:t>
+      </w:r>
+      <w:r>
+        <w:t xml:space="preserve"> </w:t>
+      </w:r>
+      <w:r>
+        <w:t xml:space="preserve">runs after every render and moves the</w:t>
       </w:r>
       <w:r>
         <w:t xml:space="preserve"> </w:t>
@@ -536,6 +638,36 @@
         <w:rPr>
           <w:rStyle w:val="VerbatimChar"/>
         </w:rPr>
+        <w:t xml:space="preserve">.pdf</w:t>
+      </w:r>
+      <w:r>
+        <w:t xml:space="preserve"> </w:t>
+      </w:r>
+      <w:r>
+        <w:t xml:space="preserve">and</w:t>
+      </w:r>
+      <w:r>
+        <w:t xml:space="preserve"> </w:t>
+      </w:r>
+      <w:r>
+        <w:rPr>
+          <w:rStyle w:val="VerbatimChar"/>
+        </w:rPr>
+        <w:t xml:space="preserve">.docx</w:t>
+      </w:r>
+      <w:r>
+        <w:t xml:space="preserve"> </w:t>
+      </w:r>
+      <w:r>
+        <w:t xml:space="preserve">files out of</w:t>
+      </w:r>
+      <w:r>
+        <w:t xml:space="preserve"> </w:t>
+      </w:r>
+      <w:r>
+        <w:rPr>
+          <w:rStyle w:val="VerbatimChar"/>
+        </w:rPr>
         <w:t xml:space="preserve">docs/</w:t>
       </w:r>
       <w:r>
@@ -554,34 +686,27 @@
         <w:t xml:space="preserve">manuscript/output/</w:t>
       </w:r>
       <w:r>
-        <w:t xml:space="preserve"> </w:t>
-      </w:r>
-      <w:r>
-        <w:t xml:space="preserve">so the site folder</w:t>
-      </w:r>
-      <w:r>
-        <w:t xml:space="preserve"> </w:t>
-      </w:r>
-      <w:r>
-        <w:t xml:space="preserve">stays HTML-only.</w:t>
+        <w:t xml:space="preserve">. HTML stays put.</w:t>
       </w:r>
     </w:p>
     <w:p>
       <w:pPr>
-        <w:pStyle w:val="BodyText"/>
+        <w:pStyle w:val="FirstParagraph"/>
       </w:pPr>
       <w:r>
-        <w:rPr>
-          <w:b/>
-          <w:bCs/>
-        </w:rPr>
-        <w:t xml:space="preserve">PDF requires a LaTeX engine.</w:t>
-      </w:r>
-      <w:r>
-        <w:t xml:space="preserve"> </w:t>
-      </w:r>
-      <w:r>
-        <w:t xml:space="preserve">One-time setup:</w:t>
+        <w:t xml:space="preserve">That post-render hook is wired in</w:t>
+      </w:r>
+      <w:r>
+        <w:t xml:space="preserve"> </w:t>
+      </w:r>
+      <w:r>
+        <w:rPr>
+          <w:rStyle w:val="VerbatimChar"/>
+        </w:rPr>
+        <w:t xml:space="preserve">_quarto.yml</w:t>
+      </w:r>
+      <w:r>
+        <w:t xml:space="preserve">:</w:t>
       </w:r>
     </w:p>
     <w:p>
@@ -592,52 +717,109 @@
         <w:rPr>
           <w:rStyle w:val="FunctionTok"/>
         </w:rPr>
-        <w:t xml:space="preserve">install.packages</w:t>
-      </w:r>
-      <w:r>
-        <w:rPr>
-          <w:rStyle w:val="NormalTok"/>
-        </w:rPr>
-        <w:t xml:space="preserve">(</w:t>
-      </w:r>
-      <w:r>
-        <w:rPr>
-          <w:rStyle w:val="StringTok"/>
-        </w:rPr>
-        <w:t xml:space="preserve">"tinytex"</w:t>
-      </w:r>
-      <w:r>
-        <w:rPr>
-          <w:rStyle w:val="NormalTok"/>
-        </w:rPr>
-        <w:t xml:space="preserve">)</w:t>
+        <w:t xml:space="preserve">project</w:t>
+      </w:r>
+      <w:r>
+        <w:rPr>
+          <w:rStyle w:val="KeywordTok"/>
+        </w:rPr>
+        <w:t xml:space="preserve">:</w:t>
       </w:r>
       <w:r>
         <w:br/>
       </w:r>
       <w:r>
         <w:rPr>
-          <w:rStyle w:val="NormalTok"/>
-        </w:rPr>
-        <w:t xml:space="preserve">tinytex</w:t>
-      </w:r>
-      <w:r>
-        <w:rPr>
-          <w:rStyle w:val="SpecialCharTok"/>
-        </w:rPr>
-        <w:t xml:space="preserve">::</w:t>
+          <w:rStyle w:val="AttributeTok"/>
+        </w:rPr>
+        <w:t xml:space="preserve">  </w:t>
       </w:r>
       <w:r>
         <w:rPr>
           <w:rStyle w:val="FunctionTok"/>
         </w:rPr>
-        <w:t xml:space="preserve">install_tinytex</w:t>
-      </w:r>
-      <w:r>
-        <w:rPr>
-          <w:rStyle w:val="NormalTok"/>
-        </w:rPr>
-        <w:t xml:space="preserve">()</w:t>
+        <w:t xml:space="preserve">type</w:t>
+      </w:r>
+      <w:r>
+        <w:rPr>
+          <w:rStyle w:val="KeywordTok"/>
+        </w:rPr>
+        <w:t xml:space="preserve">:</w:t>
+      </w:r>
+      <w:r>
+        <w:rPr>
+          <w:rStyle w:val="AttributeTok"/>
+        </w:rPr>
+        <w:t xml:space="preserve"> website</w:t>
+      </w:r>
+      <w:r>
+        <w:br/>
+      </w:r>
+      <w:r>
+        <w:rPr>
+          <w:rStyle w:val="AttributeTok"/>
+        </w:rPr>
+        <w:t xml:space="preserve">  </w:t>
+      </w:r>
+      <w:r>
+        <w:rPr>
+          <w:rStyle w:val="FunctionTok"/>
+        </w:rPr>
+        <w:t xml:space="preserve">output-dir</w:t>
+      </w:r>
+      <w:r>
+        <w:rPr>
+          <w:rStyle w:val="KeywordTok"/>
+        </w:rPr>
+        <w:t xml:space="preserve">:</w:t>
+      </w:r>
+      <w:r>
+        <w:rPr>
+          <w:rStyle w:val="AttributeTok"/>
+        </w:rPr>
+        <w:t xml:space="preserve"> docs</w:t>
+      </w:r>
+      <w:r>
+        <w:br/>
+      </w:r>
+      <w:r>
+        <w:rPr>
+          <w:rStyle w:val="AttributeTok"/>
+        </w:rPr>
+        <w:t xml:space="preserve">  </w:t>
+      </w:r>
+      <w:r>
+        <w:rPr>
+          <w:rStyle w:val="FunctionTok"/>
+        </w:rPr>
+        <w:t xml:space="preserve">post-render</w:t>
+      </w:r>
+      <w:r>
+        <w:rPr>
+          <w:rStyle w:val="KeywordTok"/>
+        </w:rPr>
+        <w:t xml:space="preserve">:</w:t>
+      </w:r>
+      <w:r>
+        <w:br/>
+      </w:r>
+      <w:r>
+        <w:rPr>
+          <w:rStyle w:val="AttributeTok"/>
+        </w:rPr>
+        <w:t xml:space="preserve">    </w:t>
+      </w:r>
+      <w:r>
+        <w:rPr>
+          <w:rStyle w:val="KeywordTok"/>
+        </w:rPr>
+        <w:t xml:space="preserve">-</w:t>
+      </w:r>
+      <w:r>
+        <w:rPr>
+          <w:rStyle w:val="AttributeTok"/>
+        </w:rPr>
+        <w:t xml:space="preserve"> scripts/post_render.R</w:t>
       </w:r>
     </w:p>
     <w:p>
@@ -645,7 +827,103 @@
         <w:pStyle w:val="FirstParagraph"/>
       </w:pPr>
       <w:r>
-        <w:t xml:space="preserve">To render only a subset of formats (e.g., if tinytex isn’t installed):</w:t>
+        <w:t xml:space="preserve">Quarto sets the environment variable</w:t>
+      </w:r>
+      <w:r>
+        <w:t xml:space="preserve"> </w:t>
+      </w:r>
+      <w:r>
+        <w:rPr>
+          <w:rStyle w:val="VerbatimChar"/>
+        </w:rPr>
+        <w:t xml:space="preserve">QUARTO_PROJECT_OUTPUT_FILES</w:t>
+      </w:r>
+      <w:r>
+        <w:t xml:space="preserve"> </w:t>
+      </w:r>
+      <w:r>
+        <w:t xml:space="preserve">to the</w:t>
+      </w:r>
+      <w:r>
+        <w:t xml:space="preserve"> </w:t>
+      </w:r>
+      <w:r>
+        <w:t xml:space="preserve">list of files it just produced. The R script reads that variable, picks the</w:t>
+      </w:r>
+      <w:r>
+        <w:t xml:space="preserve"> </w:t>
+      </w:r>
+      <w:r>
+        <w:rPr>
+          <w:rStyle w:val="VerbatimChar"/>
+        </w:rPr>
+        <w:t xml:space="preserve">.pdf</w:t>
+      </w:r>
+      <w:r>
+        <w:t xml:space="preserve"> </w:t>
+      </w:r>
+      <w:r>
+        <w:t xml:space="preserve">and</w:t>
+      </w:r>
+      <w:r>
+        <w:t xml:space="preserve"> </w:t>
+      </w:r>
+      <w:r>
+        <w:rPr>
+          <w:rStyle w:val="VerbatimChar"/>
+        </w:rPr>
+        <w:t xml:space="preserve">.docx</w:t>
+      </w:r>
+      <w:r>
+        <w:t xml:space="preserve"> </w:t>
+      </w:r>
+      <w:r>
+        <w:t xml:space="preserve">entries, and moves them. The whole thing is ~20 lines —</w:t>
+      </w:r>
+      <w:r>
+        <w:t xml:space="preserve"> </w:t>
+      </w:r>
+      <w:r>
+        <w:t xml:space="preserve">read it if you want to add a third destination later (e.g.,</w:t>
+      </w:r>
+      <w:r>
+        <w:t xml:space="preserve"> </w:t>
+      </w:r>
+      <w:r>
+        <w:rPr>
+          <w:rStyle w:val="VerbatimChar"/>
+        </w:rPr>
+        <w:t xml:space="preserve">slides/</w:t>
+      </w:r>
+      <w:r>
+        <w:t xml:space="preserve"> </w:t>
+      </w:r>
+      <w:r>
+        <w:t xml:space="preserve">for</w:t>
+      </w:r>
+      <w:r>
+        <w:t xml:space="preserve"> </w:t>
+      </w:r>
+      <w:r>
+        <w:t xml:space="preserve">RevealJS).</w:t>
+      </w:r>
+    </w:p>
+    <w:bookmarkEnd w:id="23"/>
+    <w:bookmarkStart w:id="24" w:name="pdf-prerequisite"/>
+    <w:p>
+      <w:pPr>
+        <w:pStyle w:val="Heading3"/>
+      </w:pPr>
+      <w:r>
+        <w:t xml:space="preserve">1.1.2 PDF prerequisite</w:t>
+      </w:r>
+    </w:p>
+    <w:p>
+      <w:pPr>
+        <w:pStyle w:val="FirstParagraph"/>
+      </w:pPr>
+      <w:r>
+        <w:t xml:space="preserve">PDF needs a LaTeX engine. One-time setup:</w:t>
       </w:r>
     </w:p>
     <w:p>
@@ -654,54 +932,107 @@
       </w:pPr>
       <w:r>
         <w:rPr>
-          <w:rStyle w:val="ExtensionTok"/>
-        </w:rPr>
-        <w:t xml:space="preserve">quarto</w:t>
-      </w:r>
-      <w:r>
-        <w:rPr>
-          <w:rStyle w:val="NormalTok"/>
-        </w:rPr>
-        <w:t xml:space="preserve"> render reports/00_walkthrough.qmd </w:t>
-      </w:r>
-      <w:r>
-        <w:rPr>
-          <w:rStyle w:val="AttributeTok"/>
-        </w:rPr>
-        <w:t xml:space="preserve">--to</w:t>
-      </w:r>
-      <w:r>
-        <w:rPr>
-          <w:rStyle w:val="NormalTok"/>
-        </w:rPr>
-        <w:t xml:space="preserve"> html</w:t>
+          <w:rStyle w:val="FunctionTok"/>
+        </w:rPr>
+        <w:t xml:space="preserve">install.packages</w:t>
+      </w:r>
+      <w:r>
+        <w:rPr>
+          <w:rStyle w:val="NormalTok"/>
+        </w:rPr>
+        <w:t xml:space="preserve">(</w:t>
+      </w:r>
+      <w:r>
+        <w:rPr>
+          <w:rStyle w:val="StringTok"/>
+        </w:rPr>
+        <w:t xml:space="preserve">"tinytex"</w:t>
+      </w:r>
+      <w:r>
+        <w:rPr>
+          <w:rStyle w:val="NormalTok"/>
+        </w:rPr>
+        <w:t xml:space="preserve">)</w:t>
       </w:r>
       <w:r>
         <w:br/>
       </w:r>
       <w:r>
         <w:rPr>
-          <w:rStyle w:val="ExtensionTok"/>
-        </w:rPr>
-        <w:t xml:space="preserve">quarto</w:t>
-      </w:r>
-      <w:r>
-        <w:rPr>
-          <w:rStyle w:val="NormalTok"/>
-        </w:rPr>
-        <w:t xml:space="preserve"> render reports/00_walkthrough.qmd </w:t>
-      </w:r>
-      <w:r>
-        <w:rPr>
-          <w:rStyle w:val="AttributeTok"/>
-        </w:rPr>
-        <w:t xml:space="preserve">--to</w:t>
-      </w:r>
-      <w:r>
-        <w:rPr>
-          <w:rStyle w:val="NormalTok"/>
-        </w:rPr>
-        <w:t xml:space="preserve"> html,docx</w:t>
+          <w:rStyle w:val="NormalTok"/>
+        </w:rPr>
+        <w:t xml:space="preserve">tinytex</w:t>
+      </w:r>
+      <w:r>
+        <w:rPr>
+          <w:rStyle w:val="SpecialCharTok"/>
+        </w:rPr>
+        <w:t xml:space="preserve">::</w:t>
+      </w:r>
+      <w:r>
+        <w:rPr>
+          <w:rStyle w:val="FunctionTok"/>
+        </w:rPr>
+        <w:t xml:space="preserve">install_tinytex</w:t>
+      </w:r>
+      <w:r>
+        <w:rPr>
+          <w:rStyle w:val="NormalTok"/>
+        </w:rPr>
+        <w:t xml:space="preserve">()</w:t>
+      </w:r>
+    </w:p>
+    <w:p>
+      <w:pPr>
+        <w:pStyle w:val="FirstParagraph"/>
+      </w:pPr>
+      <w:r>
+        <w:t xml:space="preserve">If you skip this, the</w:t>
+      </w:r>
+      <w:r>
+        <w:t xml:space="preserve"> </w:t>
+      </w:r>
+      <w:r>
+        <w:rPr>
+          <w:rStyle w:val="VerbatimChar"/>
+        </w:rPr>
+        <w:t xml:space="preserve">--to pdf</w:t>
+      </w:r>
+      <w:r>
+        <w:t xml:space="preserve"> </w:t>
+      </w:r>
+      <w:r>
+        <w:t xml:space="preserve">command will fail but</w:t>
+      </w:r>
+      <w:r>
+        <w:t xml:space="preserve"> </w:t>
+      </w:r>
+      <w:r>
+        <w:rPr>
+          <w:rStyle w:val="VerbatimChar"/>
+        </w:rPr>
+        <w:t xml:space="preserve">--to html</w:t>
+      </w:r>
+      <w:r>
+        <w:t xml:space="preserve"> </w:t>
+      </w:r>
+      <w:r>
+        <w:t xml:space="preserve">and</w:t>
+      </w:r>
+      <w:r>
+        <w:t xml:space="preserve"> </w:t>
+      </w:r>
+      <w:r>
+        <w:rPr>
+          <w:rStyle w:val="VerbatimChar"/>
+        </w:rPr>
+        <w:t xml:space="preserve">--to docx</w:t>
+      </w:r>
+      <w:r>
+        <w:t xml:space="preserve"> </w:t>
+      </w:r>
+      <w:r>
+        <w:t xml:space="preserve">will keep working.</w:t>
       </w:r>
     </w:p>
     <w:p>
@@ -713,7 +1044,8 @@
     </w:p>
     <w:bookmarkEnd w:id="24"/>
     <w:bookmarkEnd w:id="25"/>
-    <w:bookmarkStart w:id="27" w:name="day-1-the-scaffold"/>
+    <w:bookmarkEnd w:id="26"/>
+    <w:bookmarkStart w:id="28" w:name="day-1-the-scaffold"/>
     <w:p>
       <w:pPr>
         <w:pStyle w:val="Heading1"/>
@@ -1190,7 +1522,7 @@
       <w:tr>
         <w:tc>
           <w:tcPr/>
-          <w:bookmarkStart w:id="26" w:name="tbl-project-folders"/>
+          <w:bookmarkStart w:id="27" w:name="tbl-project-folders"/>
           <w:p>
             <w:pPr>
               <w:jc w:val="center"/>
@@ -1526,7 +1858,7 @@
               </w:tc>
             </w:tr>
           </w:tbl>
-          <w:bookmarkEnd w:id="26"/>
+          <w:bookmarkEnd w:id="27"/>
           <w:p/>
         </w:tc>
       </w:tr>
@@ -1636,8 +1968,8 @@
         <w:t xml:space="preserve">edits to any script.</w:t>
       </w:r>
     </w:p>
-    <w:bookmarkEnd w:id="27"/>
-    <w:bookmarkStart w:id="53" w:name="day-2-from-raw-to-results"/>
+    <w:bookmarkEnd w:id="28"/>
+    <w:bookmarkStart w:id="54" w:name="day-2-from-raw-to-results"/>
     <w:p>
       <w:pPr>
         <w:pStyle w:val="Heading1"/>
@@ -1646,7 +1978,7 @@
         <w:t xml:space="preserve">3. Day 2 — From raw to results</w:t>
       </w:r>
     </w:p>
-    <w:bookmarkStart w:id="29" w:name="load-the-raw-data"/>
+    <w:bookmarkStart w:id="30" w:name="load-the-raw-data"/>
     <w:p>
       <w:pPr>
         <w:pStyle w:val="Heading2"/>
@@ -2032,7 +2364,7 @@
       <w:r>
         <w:t xml:space="preserve"> </w:t>
       </w:r>
-      <w:hyperlink r:id="rId28">
+      <w:hyperlink r:id="rId29">
         <w:r>
           <w:rPr>
             <w:rStyle w:val="VerbatimChar"/>
@@ -2047,8 +2379,8 @@
         <w:t xml:space="preserve">for the full inventory.</w:t>
       </w:r>
     </w:p>
-    <w:bookmarkEnd w:id="29"/>
-    <w:bookmarkStart w:id="31" w:name="clean-it"/>
+    <w:bookmarkEnd w:id="30"/>
+    <w:bookmarkStart w:id="32" w:name="clean-it"/>
     <w:p>
       <w:pPr>
         <w:pStyle w:val="Heading2"/>
@@ -2067,7 +2399,7 @@
       <w:r>
         <w:t xml:space="preserve"> </w:t>
       </w:r>
-      <w:hyperlink r:id="rId30">
+      <w:hyperlink r:id="rId31">
         <w:r>
           <w:rPr>
             <w:rStyle w:val="VerbatimChar"/>
@@ -2367,8 +2699,8 @@
         <w:t xml:space="preserve">scale score.</w:t>
       </w:r>
     </w:p>
-    <w:bookmarkEnd w:id="31"/>
-    <w:bookmarkStart w:id="33" w:name="descriptives"/>
+    <w:bookmarkEnd w:id="32"/>
+    <w:bookmarkStart w:id="34" w:name="descriptives"/>
     <w:p>
       <w:pPr>
         <w:pStyle w:val="Heading2"/>
@@ -2476,7 +2808,7 @@
       <w:tr>
         <w:tc>
           <w:tcPr/>
-          <w:bookmarkStart w:id="32" w:name="tbl-desc"/>
+          <w:bookmarkStart w:id="33" w:name="tbl-desc"/>
           <w:p>
             <w:pPr>
               <w:jc w:val="center"/>
@@ -3147,13 +3479,13 @@
               </w:tc>
             </w:tr>
           </w:tbl>
-          <w:bookmarkEnd w:id="32"/>
+          <w:bookmarkEnd w:id="33"/>
           <w:p/>
         </w:tc>
       </w:tr>
     </w:tbl>
-    <w:bookmarkEnd w:id="33"/>
-    <w:bookmarkStart w:id="42" w:name="visual-first-model-second"/>
+    <w:bookmarkEnd w:id="34"/>
+    <w:bookmarkStart w:id="43" w:name="visual-first-model-second"/>
     <w:p>
       <w:pPr>
         <w:pStyle w:val="Heading2"/>
@@ -3192,7 +3524,7 @@
       <w:tr>
         <w:tc>
           <w:tcPr/>
-          <w:bookmarkStart w:id="37" w:name="fig-pi-by-cond"/>
+          <w:bookmarkStart w:id="38" w:name="fig-pi-by-cond"/>
           <w:p>
             <w:pPr>
               <w:pStyle w:val="Compact"/>
@@ -3203,18 +3535,18 @@
                 <wp:inline>
                   <wp:extent cx="5334000" cy="3048000"/>
                   <wp:effectExtent b="0" l="0" r="0" t="0"/>
-                  <wp:docPr descr="" title="" id="35" name="Picture"/>
+                  <wp:docPr descr="" title="" id="36" name="Picture"/>
                   <a:graphic>
                     <a:graphicData uri="http://schemas.openxmlformats.org/drawingml/2006/picture">
                       <pic:pic>
                         <pic:nvPicPr>
-                          <pic:cNvPr descr="00_walkthrough_files/figure-docx/fig-pi-by-cond-1.png" id="36" name="Picture"/>
+                          <pic:cNvPr descr="00_walkthrough_files/figure-docx/fig-pi-by-cond-1.png" id="37" name="Picture"/>
                           <pic:cNvPicPr>
                             <a:picLocks noChangeArrowheads="1" noChangeAspect="1"/>
                           </pic:cNvPicPr>
                         </pic:nvPicPr>
                         <pic:blipFill>
-                          <a:blip r:embed="rId34"/>
+                          <a:blip r:embed="rId35"/>
                           <a:stretch>
                             <a:fillRect/>
                           </a:stretch>
@@ -3254,7 +3586,7 @@
               <w:t xml:space="preserve">Figure 1: Purchase intention by condition. Red points are condition means; bars are 95% CIs.</w:t>
             </w:r>
           </w:p>
-          <w:bookmarkEnd w:id="37"/>
+          <w:bookmarkEnd w:id="38"/>
         </w:tc>
       </w:tr>
     </w:tbl>
@@ -3341,7 +3673,7 @@
       <w:tr>
         <w:tc>
           <w:tcPr/>
-          <w:bookmarkStart w:id="41" w:name="fig-mediation-scatter"/>
+          <w:bookmarkStart w:id="42" w:name="fig-mediation-scatter"/>
           <w:p>
             <w:pPr>
               <w:pStyle w:val="Compact"/>
@@ -3352,18 +3684,18 @@
                 <wp:inline>
                   <wp:extent cx="5334000" cy="3048000"/>
                   <wp:effectExtent b="0" l="0" r="0" t="0"/>
-                  <wp:docPr descr="" title="" id="39" name="Picture"/>
+                  <wp:docPr descr="" title="" id="40" name="Picture"/>
                   <a:graphic>
                     <a:graphicData uri="http://schemas.openxmlformats.org/drawingml/2006/picture">
                       <pic:pic>
                         <pic:nvPicPr>
-                          <pic:cNvPr descr="00_walkthrough_files/figure-docx/fig-mediation-scatter-1.png" id="40" name="Picture"/>
+                          <pic:cNvPr descr="00_walkthrough_files/figure-docx/fig-mediation-scatter-1.png" id="41" name="Picture"/>
                           <pic:cNvPicPr>
                             <a:picLocks noChangeArrowheads="1" noChangeAspect="1"/>
                           </pic:cNvPicPr>
                         </pic:nvPicPr>
                         <pic:blipFill>
-                          <a:blip r:embed="rId38"/>
+                          <a:blip r:embed="rId39"/>
                           <a:stretch>
                             <a:fillRect/>
                           </a:stretch>
@@ -3403,12 +3735,12 @@
               <w:t xml:space="preserve">Figure 2: Perceived value (mediator) versus purchase intention (outcome), by condition.</w:t>
             </w:r>
           </w:p>
-          <w:bookmarkEnd w:id="41"/>
+          <w:bookmarkEnd w:id="42"/>
         </w:tc>
       </w:tr>
     </w:tbl>
-    <w:bookmarkEnd w:id="42"/>
-    <w:bookmarkStart w:id="44" w:name="X7340d13886e6178d7235e6f9b6debc1beb0adad"/>
+    <w:bookmarkEnd w:id="43"/>
+    <w:bookmarkStart w:id="45" w:name="X7340d13886e6178d7235e6f9b6debc1beb0adad"/>
     <w:p>
       <w:pPr>
         <w:pStyle w:val="Heading2"/>
@@ -3417,7 +3749,7 @@
         <w:t xml:space="preserve">3.5 Main effect: condition predicts purchase intention</w:t>
       </w:r>
     </w:p>
-    <w:bookmarkStart w:id="43" w:name="tbl-main-model"/>
+    <w:bookmarkStart w:id="44" w:name="tbl-main-model"/>
     <w:p>
       <w:pPr>
         <w:pStyle w:val="SourceCode"/>
@@ -4598,9 +4930,9 @@
         </w:tc>
       </w:tr>
     </w:tbl>
-    <w:bookmarkEnd w:id="43"/>
     <w:bookmarkEnd w:id="44"/>
-    <w:bookmarkStart w:id="46" w:name="X5bda529a66428da55ee01773363ed7f056d287e"/>
+    <w:bookmarkEnd w:id="45"/>
+    <w:bookmarkStart w:id="47" w:name="X5bda529a66428da55ee01773363ed7f056d287e"/>
     <w:p>
       <w:pPr>
         <w:pStyle w:val="Heading2"/>
@@ -4626,7 +4958,7 @@
         <w:t xml:space="preserve">:</w:t>
       </w:r>
     </w:p>
-    <w:bookmarkStart w:id="45" w:name="tbl-mediation"/>
+    <w:bookmarkStart w:id="46" w:name="tbl-mediation"/>
     <w:p>
       <w:pPr>
         <w:pStyle w:val="SourceCode"/>
@@ -6460,7 +6792,7 @@
         </w:tc>
       </w:tr>
     </w:tbl>
-    <w:bookmarkEnd w:id="45"/>
+    <w:bookmarkEnd w:id="46"/>
     <w:p>
       <w:pPr>
         <w:pStyle w:val="BodyText"/>
@@ -6533,8 +6865,8 @@
         <w:t xml:space="preserve">significant predictor — that’s a mediation signature.</w:t>
       </w:r>
     </w:p>
-    <w:bookmarkEnd w:id="46"/>
-    <w:bookmarkStart w:id="52" w:name="Xd0c8bac9a668536dd17ac43275c11ce1a073d38"/>
+    <w:bookmarkEnd w:id="47"/>
+    <w:bookmarkStart w:id="53" w:name="Xd0c8bac9a668536dd17ac43275c11ce1a073d38"/>
     <w:p>
       <w:pPr>
         <w:pStyle w:val="Heading2"/>
@@ -6543,7 +6875,7 @@
         <w:t xml:space="preserve">3.7 Moderation: price sensitivity weakens the effect</w:t>
       </w:r>
     </w:p>
-    <w:bookmarkStart w:id="47" w:name="tbl-moderation"/>
+    <w:bookmarkStart w:id="48" w:name="tbl-moderation"/>
     <w:p>
       <w:pPr>
         <w:pStyle w:val="SourceCode"/>
@@ -7630,7 +7962,7 @@
         </w:tc>
       </w:tr>
     </w:tbl>
-    <w:bookmarkEnd w:id="47"/>
+    <w:bookmarkEnd w:id="48"/>
     <w:p>
       <w:pPr>
         <w:pStyle w:val="SourceCode"/>
@@ -7661,7 +7993,7 @@
       <w:tr>
         <w:tc>
           <w:tcPr/>
-          <w:bookmarkStart w:id="51" w:name="fig-moderation"/>
+          <w:bookmarkStart w:id="52" w:name="fig-moderation"/>
           <w:p>
             <w:pPr>
               <w:pStyle w:val="Compact"/>
@@ -7672,18 +8004,18 @@
                 <wp:inline>
                   <wp:extent cx="5334000" cy="3048000"/>
                   <wp:effectExtent b="0" l="0" r="0" t="0"/>
-                  <wp:docPr descr="" title="" id="49" name="Picture"/>
+                  <wp:docPr descr="" title="" id="50" name="Picture"/>
                   <a:graphic>
                     <a:graphicData uri="http://schemas.openxmlformats.org/drawingml/2006/picture">
                       <pic:pic>
                         <pic:nvPicPr>
-                          <pic:cNvPr descr="00_walkthrough_files/figure-docx/fig-moderation-1.png" id="50" name="Picture"/>
+                          <pic:cNvPr descr="00_walkthrough_files/figure-docx/fig-moderation-1.png" id="51" name="Picture"/>
                           <pic:cNvPicPr>
                             <a:picLocks noChangeArrowheads="1" noChangeAspect="1"/>
                           </pic:cNvPicPr>
                         </pic:nvPicPr>
                         <pic:blipFill>
-                          <a:blip r:embed="rId48"/>
+                          <a:blip r:embed="rId49"/>
                           <a:stretch>
                             <a:fillRect/>
                           </a:stretch>
@@ -7723,13 +8055,13 @@
               <w:t xml:space="preserve">Figure 3: Condition × price sensitivity. The combined-frame boost shrinks for high-price-sensitive consumers.</w:t>
             </w:r>
           </w:p>
-          <w:bookmarkEnd w:id="51"/>
+          <w:bookmarkEnd w:id="52"/>
         </w:tc>
       </w:tr>
     </w:tbl>
-    <w:bookmarkEnd w:id="52"/>
     <w:bookmarkEnd w:id="53"/>
-    <w:bookmarkStart w:id="62" w:name="day-3-where-does-this-go"/>
+    <w:bookmarkEnd w:id="54"/>
+    <w:bookmarkStart w:id="63" w:name="day-3-where-does-this-go"/>
     <w:p>
       <w:pPr>
         <w:pStyle w:val="Heading1"/>
@@ -7772,7 +8104,7 @@
         <w:pStyle w:val="Compact"/>
         <w:numPr>
           <w:ilvl w:val="0"/>
-          <w:numId w:val="1001"/>
+          <w:numId w:val="1002"/>
         </w:numPr>
       </w:pPr>
       <w:r>
@@ -7806,7 +8138,7 @@
         <w:pStyle w:val="Compact"/>
         <w:numPr>
           <w:ilvl w:val="0"/>
-          <w:numId w:val="1001"/>
+          <w:numId w:val="1002"/>
         </w:numPr>
       </w:pPr>
       <w:r>
@@ -7828,7 +8160,7 @@
         <w:pStyle w:val="Compact"/>
         <w:numPr>
           <w:ilvl w:val="0"/>
-          <w:numId w:val="1001"/>
+          <w:numId w:val="1002"/>
         </w:numPr>
       </w:pPr>
       <w:r>
@@ -7845,7 +8177,7 @@
         <w:t xml:space="preserve">for collaborators who don’t use git.</w:t>
       </w:r>
     </w:p>
-    <w:bookmarkStart w:id="59" w:name="X982fb6663319dcc23a01907989f7e1a37486f7b"/>
+    <w:bookmarkStart w:id="60" w:name="X982fb6663319dcc23a01907989f7e1a37486f7b"/>
     <w:p>
       <w:pPr>
         <w:pStyle w:val="Heading2"/>
@@ -7944,7 +8276,7 @@
               <w:pStyle w:val="Compact"/>
               <w:jc w:val="left"/>
             </w:pPr>
-            <w:hyperlink r:id="rId54">
+            <w:hyperlink r:id="rId55">
               <w:r>
                 <w:rPr>
                   <w:rStyle w:val="VerbatimChar"/>
@@ -7990,7 +8322,7 @@
               <w:pStyle w:val="Compact"/>
               <w:jc w:val="left"/>
             </w:pPr>
-            <w:hyperlink r:id="rId30">
+            <w:hyperlink r:id="rId31">
               <w:r>
                 <w:rPr>
                   <w:rStyle w:val="VerbatimChar"/>
@@ -8054,7 +8386,7 @@
               <w:pStyle w:val="Compact"/>
               <w:jc w:val="left"/>
             </w:pPr>
-            <w:hyperlink r:id="rId55">
+            <w:hyperlink r:id="rId56">
               <w:r>
                 <w:rPr>
                   <w:rStyle w:val="VerbatimChar"/>
@@ -8112,7 +8444,7 @@
               <w:pStyle w:val="Compact"/>
               <w:jc w:val="left"/>
             </w:pPr>
-            <w:hyperlink r:id="rId56">
+            <w:hyperlink r:id="rId57">
               <w:r>
                 <w:rPr>
                   <w:rStyle w:val="VerbatimChar"/>
@@ -8185,7 +8517,7 @@
               <w:pStyle w:val="Compact"/>
               <w:jc w:val="left"/>
             </w:pPr>
-            <w:hyperlink r:id="rId57">
+            <w:hyperlink r:id="rId58">
               <w:r>
                 <w:rPr>
                   <w:rStyle w:val="VerbatimChar"/>
@@ -8228,7 +8560,7 @@
               <w:pStyle w:val="Compact"/>
               <w:jc w:val="left"/>
             </w:pPr>
-            <w:hyperlink r:id="rId58">
+            <w:hyperlink r:id="rId59">
               <w:r>
                 <w:rPr>
                   <w:rStyle w:val="VerbatimChar"/>
@@ -8345,8 +8677,8 @@
         <w:t xml:space="preserve">every figure, table, PDF, website page, and the Shiny app would follow.</w:t>
       </w:r>
     </w:p>
-    <w:bookmarkEnd w:id="59"/>
-    <w:bookmarkStart w:id="60" w:name="X3dbfefaa9b0cf66e2e6da6fc1dc35f8c63938e3"/>
+    <w:bookmarkEnd w:id="60"/>
+    <w:bookmarkStart w:id="61" w:name="X3dbfefaa9b0cf66e2e6da6fc1dc35f8c63938e3"/>
     <w:p>
       <w:pPr>
         <w:pStyle w:val="Heading2"/>
@@ -8460,8 +8792,8 @@
         <w:t xml:space="preserve">The mock workflow is the rehearsal. The real workflow is one env var away.</w:t>
       </w:r>
     </w:p>
-    <w:bookmarkEnd w:id="60"/>
-    <w:bookmarkStart w:id="61" w:name="on-day-3-you-also-brought-in-the-llm"/>
+    <w:bookmarkEnd w:id="61"/>
+    <w:bookmarkStart w:id="62" w:name="on-day-3-you-also-brought-in-the-llm"/>
     <w:p>
       <w:pPr>
         <w:pStyle w:val="Heading2"/>
@@ -8555,109 +8887,6 @@
       </w:r>
       <w:r>
         <w:t xml:space="preserve">That’s not a vibe; it’s enforced by:</w:t>
-      </w:r>
-    </w:p>
-    <w:p>
-      <w:pPr>
-        <w:pStyle w:val="Compact"/>
-        <w:numPr>
-          <w:ilvl w:val="0"/>
-          <w:numId w:val="1002"/>
-        </w:numPr>
-      </w:pPr>
-      <w:r>
-        <w:t xml:space="preserve">The workspace file’s</w:t>
-      </w:r>
-      <w:r>
-        <w:t xml:space="preserve"> </w:t>
-      </w:r>
-      <w:r>
-        <w:rPr>
-          <w:rStyle w:val="VerbatimChar"/>
-        </w:rPr>
-        <w:t xml:space="preserve">files.exclude</w:t>
-      </w:r>
-      <w:r>
-        <w:t xml:space="preserve"> </w:t>
-      </w:r>
-      <w:r>
-        <w:t xml:space="preserve">(editor-level hiding).</w:t>
-      </w:r>
-    </w:p>
-    <w:p>
-      <w:pPr>
-        <w:pStyle w:val="Compact"/>
-        <w:numPr>
-          <w:ilvl w:val="0"/>
-          <w:numId w:val="1002"/>
-        </w:numPr>
-      </w:pPr>
-      <w:r>
-        <w:rPr>
-          <w:rStyle w:val="VerbatimChar"/>
-        </w:rPr>
-        <w:t xml:space="preserve">.claude/settings.json</w:t>
-      </w:r>
-      <w:r>
-        <w:t xml:space="preserve">’s</w:t>
-      </w:r>
-      <w:r>
-        <w:t xml:space="preserve"> </w:t>
-      </w:r>
-      <w:r>
-        <w:rPr>
-          <w:rStyle w:val="VerbatimChar"/>
-        </w:rPr>
-        <w:t xml:space="preserve">permissions.deny</w:t>
-      </w:r>
-      <w:r>
-        <w:t xml:space="preserve"> </w:t>
-      </w:r>
-      <w:r>
-        <w:t xml:space="preserve">(tool-level blocking).</w:t>
-      </w:r>
-    </w:p>
-    <w:p>
-      <w:pPr>
-        <w:pStyle w:val="FirstParagraph"/>
-      </w:pPr>
-      <w:r>
-        <w:t xml:space="preserve">So you can ask Claude to</w:t>
-      </w:r>
-      <w:r>
-        <w:t xml:space="preserve"> </w:t>
-      </w:r>
-      <w:r>
-        <w:t xml:space="preserve">“</w:t>
-      </w:r>
-      <w:r>
-        <w:t xml:space="preserve">improve the moderation plot</w:t>
-      </w:r>
-      <w:r>
-        <w:t xml:space="preserve">”</w:t>
-      </w:r>
-      <w:r>
-        <w:t xml:space="preserve"> </w:t>
-      </w:r>
-      <w:r>
-        <w:t xml:space="preserve">and it can do the job</w:t>
-      </w:r>
-      <w:r>
-        <w:t xml:space="preserve"> </w:t>
-      </w:r>
-      <w:r>
-        <w:t xml:space="preserve">against synthetic data without ever touching the real one.</w:t>
-      </w:r>
-    </w:p>
-    <w:bookmarkEnd w:id="61"/>
-    <w:bookmarkEnd w:id="62"/>
-    <w:bookmarkStart w:id="66" w:name="where-to-take-this-next"/>
-    <w:p>
-      <w:pPr>
-        <w:pStyle w:val="Heading1"/>
-      </w:pPr>
-      <w:r>
-        <w:t xml:space="preserve">5. Where to take this next</w:t>
       </w:r>
     </w:p>
     <w:p>
@@ -8669,60 +8898,22 @@
         </w:numPr>
       </w:pPr>
       <w:r>
-        <w:t xml:space="preserve">Add a new analysis: write a function in</w:t>
-      </w:r>
-      <w:r>
-        <w:t xml:space="preserve"> </w:t>
-      </w:r>
-      <w:hyperlink r:id="rId63">
-        <w:r>
-          <w:rPr>
-            <w:rStyle w:val="VerbatimChar"/>
-          </w:rPr>
-          <w:t xml:space="preserve">R/functions/</w:t>
-        </w:r>
-      </w:hyperlink>
-      <w:r>
-        <w:t xml:space="preserve">,</w:t>
-      </w:r>
-      <w:r>
-        <w:t xml:space="preserve"> </w:t>
-      </w:r>
-      <w:r>
-        <w:t xml:space="preserve">call it from</w:t>
-      </w:r>
-      <w:r>
-        <w:t xml:space="preserve"> </w:t>
-      </w:r>
-      <w:hyperlink r:id="rId64">
-        <w:r>
-          <w:rPr>
-            <w:rStyle w:val="VerbatimChar"/>
-          </w:rPr>
-          <w:t xml:space="preserve">R/03_analysis.R</w:t>
-        </w:r>
-      </w:hyperlink>
-      <w:r>
-        <w:t xml:space="preserve"> </w:t>
-      </w:r>
-      <w:r>
-        <w:t xml:space="preserve">and from a new section</w:t>
-      </w:r>
-      <w:r>
-        <w:t xml:space="preserve"> </w:t>
-      </w:r>
-      <w:r>
-        <w:t xml:space="preserve">here.</w:t>
-      </w:r>
-      <w:r>
-        <w:t xml:space="preserve"> </w:t>
-      </w:r>
-      <w:r>
-        <w:rPr>
-          <w:b/>
-          <w:bCs/>
-        </w:rPr>
-        <w:t xml:space="preserve">Don’t copy code.</w:t>
+        <w:t xml:space="preserve">The workspace file’s</w:t>
+      </w:r>
+      <w:r>
+        <w:t xml:space="preserve"> </w:t>
+      </w:r>
+      <w:r>
+        <w:rPr>
+          <w:rStyle w:val="VerbatimChar"/>
+        </w:rPr>
+        <w:t xml:space="preserve">files.exclude</w:t>
+      </w:r>
+      <w:r>
+        <w:t xml:space="preserve"> </w:t>
+      </w:r>
+      <w:r>
+        <w:t xml:space="preserve">(editor-level hiding).</w:t>
       </w:r>
     </w:p>
     <w:p>
@@ -8734,28 +8925,71 @@
         </w:numPr>
       </w:pPr>
       <w:r>
-        <w:t xml:space="preserve">Add a new outcome: extend</w:t>
-      </w:r>
-      <w:r>
-        <w:t xml:space="preserve"> </w:t>
-      </w:r>
-      <w:r>
         <w:rPr>
           <w:rStyle w:val="VerbatimChar"/>
         </w:rPr>
-        <w:t xml:space="preserve">descriptives_by_condition()</w:t>
-      </w:r>
-      <w:r>
-        <w:t xml:space="preserve"> </w:t>
-      </w:r>
-      <w:r>
-        <w:t xml:space="preserve">and re-render.</w:t>
-      </w:r>
-      <w:r>
-        <w:t xml:space="preserve"> </w:t>
-      </w:r>
-      <w:r>
-        <w:t xml:space="preserve">All tables update.</w:t>
+        <w:t xml:space="preserve">.claude/settings.json</w:t>
+      </w:r>
+      <w:r>
+        <w:t xml:space="preserve">’s</w:t>
+      </w:r>
+      <w:r>
+        <w:t xml:space="preserve"> </w:t>
+      </w:r>
+      <w:r>
+        <w:rPr>
+          <w:rStyle w:val="VerbatimChar"/>
+        </w:rPr>
+        <w:t xml:space="preserve">permissions.deny</w:t>
+      </w:r>
+      <w:r>
+        <w:t xml:space="preserve"> </w:t>
+      </w:r>
+      <w:r>
+        <w:t xml:space="preserve">(tool-level blocking).</w:t>
+      </w:r>
+    </w:p>
+    <w:p>
+      <w:pPr>
+        <w:pStyle w:val="FirstParagraph"/>
+      </w:pPr>
+      <w:r>
+        <w:t xml:space="preserve">So you can ask Claude to</w:t>
+      </w:r>
+      <w:r>
+        <w:t xml:space="preserve"> </w:t>
+      </w:r>
+      <w:r>
+        <w:t xml:space="preserve">“</w:t>
+      </w:r>
+      <w:r>
+        <w:t xml:space="preserve">improve the moderation plot</w:t>
+      </w:r>
+      <w:r>
+        <w:t xml:space="preserve">”</w:t>
+      </w:r>
+      <w:r>
+        <w:t xml:space="preserve"> </w:t>
+      </w:r>
+      <w:r>
+        <w:t xml:space="preserve">and it can do the job</w:t>
+      </w:r>
+      <w:r>
+        <w:t xml:space="preserve"> </w:t>
+      </w:r>
+      <w:r>
+        <w:t xml:space="preserve">against synthetic data without ever touching the real one.</w:t>
+      </w:r>
+    </w:p>
+    <w:bookmarkEnd w:id="62"/>
+    <w:bookmarkEnd w:id="63"/>
+    <w:bookmarkStart w:id="67" w:name="where-to-take-this-next"/>
+    <w:p>
+      <w:pPr>
+        <w:pStyle w:val="Heading1"/>
+      </w:pPr>
+      <w:r>
+        <w:t xml:space="preserve">5. Where to take this next</w:t>
       </w:r>
     </w:p>
     <w:p>
@@ -8763,16 +8997,114 @@
         <w:pStyle w:val="Compact"/>
         <w:numPr>
           <w:ilvl w:val="0"/>
-          <w:numId w:val="1003"/>
+          <w:numId w:val="1004"/>
         </w:numPr>
       </w:pPr>
       <w:r>
+        <w:t xml:space="preserve">Add a new analysis: write a function in</w:t>
+      </w:r>
+      <w:r>
+        <w:t xml:space="preserve"> </w:t>
+      </w:r>
+      <w:hyperlink r:id="rId64">
+        <w:r>
+          <w:rPr>
+            <w:rStyle w:val="VerbatimChar"/>
+          </w:rPr>
+          <w:t xml:space="preserve">R/functions/</w:t>
+        </w:r>
+      </w:hyperlink>
+      <w:r>
+        <w:t xml:space="preserve">,</w:t>
+      </w:r>
+      <w:r>
+        <w:t xml:space="preserve"> </w:t>
+      </w:r>
+      <w:r>
+        <w:t xml:space="preserve">call it from</w:t>
+      </w:r>
+      <w:r>
+        <w:t xml:space="preserve"> </w:t>
+      </w:r>
+      <w:hyperlink r:id="rId65">
+        <w:r>
+          <w:rPr>
+            <w:rStyle w:val="VerbatimChar"/>
+          </w:rPr>
+          <w:t xml:space="preserve">R/03_analysis.R</w:t>
+        </w:r>
+      </w:hyperlink>
+      <w:r>
+        <w:t xml:space="preserve"> </w:t>
+      </w:r>
+      <w:r>
+        <w:t xml:space="preserve">and from a new section</w:t>
+      </w:r>
+      <w:r>
+        <w:t xml:space="preserve"> </w:t>
+      </w:r>
+      <w:r>
+        <w:t xml:space="preserve">here.</w:t>
+      </w:r>
+      <w:r>
+        <w:t xml:space="preserve"> </w:t>
+      </w:r>
+      <w:r>
+        <w:rPr>
+          <w:b/>
+          <w:bCs/>
+        </w:rPr>
+        <w:t xml:space="preserve">Don’t copy code.</w:t>
+      </w:r>
+    </w:p>
+    <w:p>
+      <w:pPr>
+        <w:pStyle w:val="Compact"/>
+        <w:numPr>
+          <w:ilvl w:val="0"/>
+          <w:numId w:val="1004"/>
+        </w:numPr>
+      </w:pPr>
+      <w:r>
+        <w:t xml:space="preserve">Add a new outcome: extend</w:t>
+      </w:r>
+      <w:r>
+        <w:t xml:space="preserve"> </w:t>
+      </w:r>
+      <w:r>
+        <w:rPr>
+          <w:rStyle w:val="VerbatimChar"/>
+        </w:rPr>
+        <w:t xml:space="preserve">descriptives_by_condition()</w:t>
+      </w:r>
+      <w:r>
+        <w:t xml:space="preserve"> </w:t>
+      </w:r>
+      <w:r>
+        <w:t xml:space="preserve">and re-render.</w:t>
+      </w:r>
+      <w:r>
+        <w:t xml:space="preserve"> </w:t>
+      </w:r>
+      <w:r>
+        <w:t xml:space="preserve">All tables update.</w:t>
+      </w:r>
+    </w:p>
+    <w:p>
+      <w:pPr>
+        <w:pStyle w:val="Compact"/>
+        <w:numPr>
+          <w:ilvl w:val="0"/>
+          <w:numId w:val="1004"/>
+        </w:numPr>
+      </w:pPr>
+      <w:r>
         <w:t xml:space="preserve">Write the paper: open</w:t>
       </w:r>
       <w:r>
         <w:t xml:space="preserve"> </w:t>
       </w:r>
-      <w:hyperlink r:id="rId65">
+      <w:hyperlink r:id="rId66">
         <w:r>
           <w:rPr>
             <w:rStyle w:val="VerbatimChar"/>
@@ -8817,8 +9149,8 @@
         <w:t xml:space="preserve">.</w:t>
       </w:r>
     </w:p>
-    <w:bookmarkEnd w:id="66"/>
-    <w:bookmarkStart w:id="71" w:name="references"/>
+    <w:bookmarkEnd w:id="67"/>
+    <w:bookmarkStart w:id="72" w:name="references"/>
     <w:p>
       <w:pPr>
         <w:pStyle w:val="Heading1"/>
@@ -8827,8 +9159,8 @@
         <w:t xml:space="preserve">6. References</w:t>
       </w:r>
     </w:p>
-    <w:bookmarkStart w:id="70" w:name="refs"/>
-    <w:bookmarkStart w:id="68" w:name="ref-baron1986"/>
+    <w:bookmarkStart w:id="71" w:name="refs"/>
+    <w:bookmarkStart w:id="69" w:name="ref-baron1986"/>
     <w:p>
       <w:pPr>
         <w:pStyle w:val="Bibliography"/>
@@ -8861,7 +9193,7 @@
       <w:r>
         <w:t xml:space="preserve"> </w:t>
       </w:r>
-      <w:hyperlink r:id="rId67">
+      <w:hyperlink r:id="rId68">
         <w:r>
           <w:rPr>
             <w:rStyle w:val="Hyperlink"/>
@@ -8873,8 +9205,8 @@
         <w:t xml:space="preserve">.</w:t>
       </w:r>
     </w:p>
-    <w:bookmarkEnd w:id="68"/>
-    <w:bookmarkStart w:id="69" w:name="ref-hayes2017"/>
+    <w:bookmarkEnd w:id="69"/>
+    <w:bookmarkStart w:id="70" w:name="ref-hayes2017"/>
     <w:p>
       <w:pPr>
         <w:pStyle w:val="Bibliography"/>
@@ -8896,9 +9228,9 @@
         <w:t xml:space="preserve">. 2nd ed. New York, NY: Guilford Press.</w:t>
       </w:r>
     </w:p>
-    <w:bookmarkEnd w:id="69"/>
     <w:bookmarkEnd w:id="70"/>
     <w:bookmarkEnd w:id="71"/>
+    <w:bookmarkEnd w:id="72"/>
     <w:sectPr/>
   </w:body>
 </w:document>
@@ -8999,6 +9331,91 @@
     <w:lvl w:ilvl="8">
       <w:numFmt w:val="bullet"/>
       <w:lvlText w:val=" "/>
+      <w:lvlJc w:val="left"/>
+      <w:pPr>
+        <w:ind w:left="6480" w:hanging="360"/>
+      </w:pPr>
+    </w:lvl>
+  </w:abstractNum>
+  <w:abstractNum w:abstractNumId="99411">
+    <w:nsid w:val="00A99411"/>
+    <w:multiLevelType w:val="multilevel"/>
+    <w:lvl w:ilvl="0">
+      <w:start w:val="1"/>
+      <w:numFmt w:val="decimal"/>
+      <w:lvlText w:val="%1."/>
+      <w:lvlJc w:val="left"/>
+      <w:pPr>
+        <w:ind w:left="720" w:hanging="360"/>
+      </w:pPr>
+    </w:lvl>
+    <w:lvl w:ilvl="1">
+      <w:start w:val="1"/>
+      <w:numFmt w:val="decimal"/>
+      <w:lvlText w:val="%2."/>
+      <w:lvlJc w:val="left"/>
+      <w:pPr>
+        <w:ind w:left="1440" w:hanging="360"/>
+      </w:pPr>
+    </w:lvl>
+    <w:lvl w:ilvl="2">
+      <w:start w:val="1"/>
+      <w:numFmt w:val="decimal"/>
+      <w:lvlText w:val="%3."/>
+      <w:lvlJc w:val="left"/>
+      <w:pPr>
+        <w:ind w:left="2160" w:hanging="360"/>
+      </w:pPr>
+    </w:lvl>
+    <w:lvl w:ilvl="3">
+      <w:start w:val="1"/>
+      <w:numFmt w:val="decimal"/>
+      <w:lvlText w:val="%4."/>
+      <w:lvlJc w:val="left"/>
+      <w:pPr>
+        <w:ind w:left="2880" w:hanging="360"/>
+      </w:pPr>
+    </w:lvl>
+    <w:lvl w:ilvl="4">
+      <w:start w:val="1"/>
+      <w:numFmt w:val="decimal"/>
+      <w:lvlText w:val="%5."/>
+      <w:lvlJc w:val="left"/>
+      <w:pPr>
+        <w:ind w:left="3600" w:hanging="360"/>
+      </w:pPr>
+    </w:lvl>
+    <w:lvl w:ilvl="5">
+      <w:start w:val="1"/>
+      <w:numFmt w:val="decimal"/>
+      <w:lvlText w:val="%6."/>
+      <w:lvlJc w:val="left"/>
+      <w:pPr>
+        <w:ind w:left="4320" w:hanging="360"/>
+      </w:pPr>
+    </w:lvl>
+    <w:lvl w:ilvl="6">
+      <w:start w:val="1"/>
+      <w:numFmt w:val="decimal"/>
+      <w:lvlText w:val="%7."/>
+      <w:lvlJc w:val="left"/>
+      <w:pPr>
+        <w:ind w:left="5040" w:hanging="360"/>
+      </w:pPr>
+    </w:lvl>
+    <w:lvl w:ilvl="7">
+      <w:start w:val="1"/>
+      <w:numFmt w:val="decimal"/>
+      <w:lvlText w:val="%8."/>
+      <w:lvlJc w:val="left"/>
+      <w:pPr>
+        <w:ind w:left="5760" w:hanging="360"/>
+      </w:pPr>
+    </w:lvl>
+    <w:lvl w:ilvl="8">
+      <w:start w:val="1"/>
+      <w:numFmt w:val="decimal"/>
+      <w:lvlText w:val="%9."/>
       <w:lvlJc w:val="left"/>
       <w:pPr>
         <w:ind w:left="6480" w:hanging="360"/>
@@ -9112,12 +9529,42 @@
     <w:abstractNumId w:val="990"/>
   </w:num>
   <w:num w:numId="1001">
-    <w:abstractNumId w:val="991"/>
+    <w:abstractNumId w:val="99411"/>
+    <w:lvlOverride w:ilvl="0">
+      <w:startOverride w:val="1"/>
+    </w:lvlOverride>
+    <w:lvlOverride w:ilvl="1">
+      <w:startOverride w:val="1"/>
+    </w:lvlOverride>
+    <w:lvlOverride w:ilvl="2">
+      <w:startOverride w:val="1"/>
+    </w:lvlOverride>
+    <w:lvlOverride w:ilvl="3">
+      <w:startOverride w:val="1"/>
+    </w:lvlOverride>
+    <w:lvlOverride w:ilvl="4">
+      <w:startOverride w:val="1"/>
+    </w:lvlOverride>
+    <w:lvlOverride w:ilvl="5">
+      <w:startOverride w:val="1"/>
+    </w:lvlOverride>
+    <w:lvlOverride w:ilvl="6">
+      <w:startOverride w:val="1"/>
+    </w:lvlOverride>
+    <w:lvlOverride w:ilvl="7">
+      <w:startOverride w:val="1"/>
+    </w:lvlOverride>
+    <w:lvlOverride w:ilvl="8">
+      <w:startOverride w:val="1"/>
+    </w:lvlOverride>
   </w:num>
   <w:num w:numId="1002">
     <w:abstractNumId w:val="991"/>
   </w:num>
   <w:num w:numId="1003">
+    <w:abstractNumId w:val="991"/>
+  </w:num>
+  <w:num w:numId="1004">
     <w:abstractNumId w:val="991"/>
   </w:num>
 </w:numbering>
